--- a/docs/Sprint_Retrospective_Sprint2.docx
+++ b/docs/Sprint_Retrospective_Sprint2.docx
@@ -54,7 +54,7 @@
         <w:t xml:space="preserve">Thời gian Sprint: </w:t>
       </w:r>
       <w:r>
-        <w:t>14/09/2026 – 25/09/2026 (10 ngày làm việc)</w:t>
+        <w:t>kế hoạch 17/09/2026 – 06/10/2026 (14 ngày); thực tế đến 30/10/2026</w:t>
       </w:r>
     </w:p>
     <w:p>
@@ -63,10 +63,7 @@
         <w:ind w:left="720"/>
       </w:pPr>
       <w:r>
-        <w:t>Thành viên tham gia:</w:t>
-      </w:r>
-      <w:r>
-        <w:t xml:space="preserve"> </w:t>
+        <w:t xml:space="preserve">Thành viên tham gia: </w:t>
       </w:r>
       <w:r>
         <w:t>Đỗ Kim Thành (GitHub: David180704) — Product Owner, Scrum Master, Developer (DEV 1), Tester</w:t>
@@ -97,10 +94,10 @@
         <w:rPr>
           <w:b/>
         </w:rPr>
-        <w:t>CI chạy từ ngày đầu Sprint</w:t>
-      </w:r>
-      <w:r>
-        <w:t xml:space="preserve"> (lint → seed → test → build Docker image): lỗi lint/test lộ ngay khi push.</w:t>
+        <w:t>Không cắt việc:</w:t>
+      </w:r>
+      <w:r>
+        <w:t xml:space="preserve"> đủ 9/9 story, 24/24 điểm — US-13 (bảng giá) vẫn hoàn thành trong Sprint 2.</w:t>
       </w:r>
     </w:p>
     <w:p>
@@ -113,7 +110,7 @@
         <w:spacing w:before="40" w:after="60" w:beforeAutospacing="0" w:afterAutospacing="0"/>
       </w:pPr>
       <w:r>
-        <w:t>Đăng nhập an toàn: khóa 15 phút sau 5 lần sai, thu hồi Refresh Token, chặn chuỗi truy vấn NoSQL, không để lộ vai trò tài khoản khi nhập sai mật khẩu.</w:t>
+        <w:t>CI chạy từ đầu Sprint (lint → seed → test → build Docker image): lỗi lộ ngay khi push.</w:t>
       </w:r>
     </w:p>
     <w:p>
@@ -126,16 +123,7 @@
         <w:spacing w:before="40" w:after="60" w:beforeAutospacing="0" w:afterAutospacing="0"/>
       </w:pPr>
       <w:r>
-        <w:t xml:space="preserve">Phân quyền </w:t>
-      </w:r>
-      <w:r>
-        <w:rPr>
-          <w:b/>
-        </w:rPr>
-        <w:t>duyệt cây kế thừa</w:t>
-      </w:r>
-      <w:r>
-        <w:t xml:space="preserve"> (không so khớp phẳng) và cache kết quả trên Redis — đúng ràng buộc của đề.</w:t>
+        <w:t>Đăng nhập an toàn: khóa 15 phút sau 5 lần sai, thu hồi Refresh Token, chặn truy vấn NoSQL, không lộ vai trò khi sai mật khẩu. Phân quyền duyệt cây kế thừa, cache Redis.</w:t>
       </w:r>
     </w:p>
     <w:p>
@@ -148,7 +136,7 @@
         <w:spacing w:before="40" w:after="60" w:beforeAutospacing="0" w:afterAutospacing="0"/>
       </w:pPr>
       <w:r>
-        <w:t>Một khuôn CRUD dùng chung (crudRouter + BaseCrudService) cho người dùng, tuyến, khu vực, loại dịch vụ: code ngắn, hành vi đồng nhất.</w:t>
+        <w:t>Một khuôn CRUD dùng chung cho 5 danh mục: code ngắn, hành vi đồng nhất; ràng buộc riêng của bảng giá viết ở hook của service, có 8 test ranh giới bậc.</w:t>
       </w:r>
     </w:p>
     <w:p>
@@ -161,7 +149,7 @@
         <w:spacing w:before="40" w:after="60" w:beforeAutospacing="0" w:afterAutospacing="0"/>
       </w:pPr>
       <w:r>
-        <w:t xml:space="preserve">Kiểm thử nhiều tầng: test API theo story, Playwright trên trình duyệt, Maestro trên </w:t>
+        <w:t xml:space="preserve">Kiểm thử nhiều tầng: test API theo story, Playwright, Maestro trên </w:t>
       </w:r>
       <w:r>
         <w:rPr>
@@ -195,16 +183,13 @@
         <w:spacing w:before="40" w:after="60" w:beforeAutospacing="0" w:afterAutospacing="0"/>
       </w:pPr>
       <w:r>
-        <w:t xml:space="preserve">Cam kết </w:t>
-      </w:r>
-      <w:r>
         <w:rPr>
           <w:b/>
         </w:rPr>
-        <w:t>24 điểm &gt; năng lực 23 điểm</w:t>
-      </w:r>
-      <w:r>
-        <w:t xml:space="preserve"> → không còn dự phòng; US-13 (bảng giá) không làm được.</w:t>
+        <w:t>Trễ 18 ngày làm việc:</w:t>
+      </w:r>
+      <w:r>
+        <w:t xml:space="preserve"> kế hoạch kết thúc 06/10/2026, thực tế 30/10/2026. Dự phòng 1,75 ngày chỉ đủ cho US-09; giao diện phải làm lại sau quyết định tách 2 sản phẩm (22/10) và US-13 làm sau cùng.</w:t>
       </w:r>
     </w:p>
     <w:p>
@@ -230,7 +215,7 @@
         <w:spacing w:before="40" w:after="60" w:beforeAutospacing="0" w:afterAutospacing="0"/>
       </w:pPr>
       <w:r>
-        <w:t>Tài liệu ghi sai trạng thái: Sprint Planning 2 ghi US-13 “Done”, Sprint Planning 3 ghi US-13, US-14 “Done” trong khi chưa có mã nguồn — đã sửa ở đợt cập nhật 29/10/2026.</w:t>
+        <w:t>Tài liệu từng ghi sai trạng thái (US-13, US-14 “Done” khi chưa có code) — đã sửa.</w:t>
       </w:r>
     </w:p>
     <w:p>
@@ -243,20 +228,7 @@
         <w:spacing w:before="40" w:after="60" w:beforeAutospacing="0" w:afterAutospacing="0"/>
       </w:pPr>
       <w:r>
-        <w:t>Đổi kiến trúc giao diện giữa chừng (web quản trị React → App Nhân viên Expo; tách App Khách hàng) làm phát sinh việc ngoài kế hoạch.</w:t>
-      </w:r>
-    </w:p>
-    <w:p>
-      <w:pPr>
-        <w:pStyle w:val="NormalWeb"/>
-        <w:numPr>
-          <w:ilvl w:val="0"/>
-          <w:numId w:val="3"/>
-        </w:numPr>
-        <w:spacing w:before="40" w:after="60" w:beforeAutospacing="0" w:afterAutospacing="0"/>
-      </w:pPr>
-      <w:r>
-        <w:t>Một số lỗi chỉ lộ ra khi test giao diện: đăng xuất ở trang cần đăng nhập không về trang chủ, cache phía app lộ hồ sơ người dùng trước khi đổi tài khoản, bàn phím Android 15 che ô nhập ở form đăng ký — đều đã sửa; hai lỗi đầu có test tự động giữ lỗi không quay lại.</w:t>
+        <w:t>Một số lỗi chỉ lộ khi test giao diện: đăng xuất ở trang cần đăng nhập không về trang chủ, cache phía app lộ hồ sơ người dùng trước, bàn phím Android 15 che ô nhập — đều đã sửa; hai lỗi đầu có test tự động giữ lỗi không quay lại.</w:t>
       </w:r>
     </w:p>
     <w:p>
@@ -281,7 +253,7 @@
         <w:spacing w:before="40" w:after="60" w:beforeAutospacing="0" w:afterAutospacing="0"/>
       </w:pPr>
       <w:r>
-        <w:t>Máy dev thiếu bộ nhớ ảo khi chạy máy ảo Android (ổ C: gần đầy) → tiến trình Vite/Playwright bị Windows dừng giữa chừng; snapshot máy ảo hỏng gây treo màn hình đen.</w:t>
+        <w:t>Máy dev thiếu bộ nhớ ảo khi chạy máy ảo Android (ổ C: gần đầy) → tiến trình bị dừng giữa chừng; snapshot máy ảo hỏng gây treo màn hình đen.</w:t>
       </w:r>
     </w:p>
     <w:p>
@@ -307,20 +279,7 @@
         <w:spacing w:before="40" w:after="60" w:beforeAutospacing="0" w:afterAutospacing="0"/>
       </w:pPr>
       <w:r>
-        <w:t>Cổng 4000 trên máy dev bị một container khác chiếm → API chuyển sang cổng 4044.</w:t>
-      </w:r>
-    </w:p>
-    <w:p>
-      <w:pPr>
-        <w:pStyle w:val="NormalWeb"/>
-        <w:numPr>
-          <w:ilvl w:val="0"/>
-          <w:numId w:val="4"/>
-        </w:numPr>
-        <w:spacing w:before="40" w:after="60" w:beforeAutospacing="0" w:afterAutospacing="0"/>
-      </w:pPr>
-      <w:r>
-        <w:t>Yêu cầu thay đổi trong quá trình làm: tách 2 sản phẩm (22/10/2026), dữ liệu cập nhật 30 giây (28/10/2026).</w:t>
+        <w:t>Yêu cầu thay đổi trong lúc làm: tách 2 sản phẩm (22/10/2026), dữ liệu cập nhật 30 giây (28/10/2026).</w:t>
       </w:r>
     </w:p>
     <w:p>
@@ -345,16 +304,7 @@
         <w:spacing w:before="40" w:after="60" w:beforeAutospacing="0" w:afterAutospacing="0"/>
       </w:pPr>
       <w:r>
-        <w:t xml:space="preserve">Không cam kết vượt năng lực tham chiếu; story rủi ro cao đặt ở </w:t>
-      </w:r>
-      <w:r>
-        <w:rPr>
-          <w:b/>
-        </w:rPr>
-        <w:t>đầu</w:t>
-      </w:r>
-      <w:r>
-        <w:t xml:space="preserve"> đường găng, không đặt cuối.</w:t>
+        <w:t>Chốt kiến trúc giao diện (bao nhiêu ứng dụng, cho ai) ngay ngày phân tích đầu Sprint; đổi giữa chừng tốn nhiều hơn mọi dự phòng.</w:t>
       </w:r>
     </w:p>
     <w:p>
@@ -367,7 +317,7 @@
         <w:spacing w:before="40" w:after="60" w:beforeAutospacing="0" w:afterAutospacing="0"/>
       </w:pPr>
       <w:r>
-        <w:t>Chỉ ghi “Done” khi đủ 5 tiêu chí Definition of Done (có code đã merge, đạt tiêu chí chấp nhận, npm test pass, có Swagger, commit đúng mã story).</w:t>
+        <w:t>Quy tắc trễ hạn giữ được phạm vi: dùng dự phòng → kéo dài Sprint → dời Sprint sau, không cắt story.</w:t>
       </w:r>
     </w:p>
     <w:p>
@@ -380,7 +330,7 @@
         <w:spacing w:before="40" w:after="60" w:beforeAutospacing="0" w:afterAutospacing="0"/>
       </w:pPr>
       <w:r>
-        <w:t>Test giao diện phải kiểm trạng thái cuối, không kiểm trạng thái thoáng qua; thử gỡ bản sửa để chắc test bắt được lỗi.</w:t>
+        <w:t>Chỉ ghi “Done” khi đủ Definition of Done (code đã merge, đạt tiêu chí, test pass, có Swagger, commit đúng mã).</w:t>
       </w:r>
     </w:p>
     <w:p>
@@ -393,7 +343,7 @@
         <w:spacing w:before="40" w:after="60" w:beforeAutospacing="0" w:afterAutospacing="0"/>
       </w:pPr>
       <w:r>
-        <w:t>Chạy trên máy ảo/thiết bị thật phát hiện lỗi mà trình duyệt không thấy (bàn phím che ô nhập).</w:t>
+        <w:t>Chạy trên máy ảo phát hiện lỗi mà trình duyệt không thấy (bàn phím che ô nhập).</w:t>
       </w:r>
     </w:p>
     <w:p>
@@ -418,7 +368,7 @@
         <w:spacing w:before="40" w:after="60" w:beforeAutospacing="0" w:afterAutospacing="0"/>
       </w:pPr>
       <w:r>
-        <w:t>Sprint 3 cam kết ≤ 23 điểm: làm US-13 (bảng giá) đầu tiên vì là nút thắt; US-19 là ứng viên lùi.</w:t>
+        <w:t>Sprint 3 theo PERT: 02/11/2026 – 18/11/2026 (13 ngày, dự phòng 1,75 ngày), 21 điểm, không lùi story.</w:t>
       </w:r>
     </w:p>
     <w:p>
@@ -431,16 +381,7 @@
         <w:spacing w:before="40" w:after="60" w:beforeAutospacing="0" w:afterAutospacing="0"/>
       </w:pPr>
       <w:r>
-        <w:t xml:space="preserve">Viết 8 unit test ranh giới bậc khối lượng và 10 kịch bản tính phí </w:t>
-      </w:r>
-      <w:r>
-        <w:rPr>
-          <w:b/>
-        </w:rPr>
-        <w:t>trước</w:t>
-      </w:r>
-      <w:r>
-        <w:t xml:space="preserve"> khi dựng giao diện bảng giá.</w:t>
+        <w:t>Viết 10 kịch bản tính phí (US-17) trước khi dựng giao diện tạo đơn; dùng lại hàm findTier của US-13.</w:t>
       </w:r>
     </w:p>
     <w:p>
@@ -453,7 +394,7 @@
         <w:spacing w:before="40" w:after="60" w:beforeAutospacing="0" w:afterAutospacing="0"/>
       </w:pPr>
       <w:r>
-        <w:t>Cập nhật Sprint Backlog / Product Backlog ngay khi trạng thái đổi; đối chiếu bằng npm run report:stories.</w:t>
+        <w:t>Cập nhật Sprint Backlog khi trạng thái đổi; đối chiếu bằng npm run report:stories.</w:t>
       </w:r>
     </w:p>
     <w:p>
@@ -467,19 +408,6 @@
       </w:pPr>
       <w:r>
         <w:t>Chạy test-song-song.ps1 (trình duyệt + máy ảo + liên thiết bị) trước mỗi buổi Sprint Review.</w:t>
-      </w:r>
-    </w:p>
-    <w:p>
-      <w:pPr>
-        <w:pStyle w:val="NormalWeb"/>
-        <w:numPr>
-          <w:ilvl w:val="0"/>
-          <w:numId w:val="6"/>
-        </w:numPr>
-        <w:spacing w:before="40" w:after="60" w:beforeAutospacing="0" w:afterAutospacing="0"/>
-      </w:pPr>
-      <w:r>
-        <w:t>Giải phóng ổ C: (chuyển dữ liệu Docker, máy ảo sang ổ D:) để máy ảo chạy ổn định.</w:t>
       </w:r>
     </w:p>
     <w:p>
@@ -740,6 +668,7 @@
             <w:r>
               <w:rPr>
                 <w:rFonts w:ascii="Times New Roman" w:hAnsi="Times New Roman"/>
+                <w:b w:val="0"/>
               </w:rPr>
               <w:t>Đỗ Kim Thành</w:t>
             </w:r>
@@ -762,8 +691,9 @@
             <w:r>
               <w:rPr>
                 <w:rFonts w:ascii="Times New Roman" w:hAnsi="Times New Roman"/>
+                <w:b w:val="0"/>
               </w:rPr>
-              <w:t>US-05 → US-12 (T1–T8, T10); giao diện Web Khách hàng, App Khách hàng mobile, App Nhân viên; kiểm thử trên trình duyệt và máy ảo</w:t>
+              <w:t>US-05 → US-13 (PT, T1–T9, KT); giao diện Web Khách hàng, App Khách hàng mobile, App Nhân viên; kiểm thử trên trình duyệt và máy ảo</w:t>
             </w:r>
           </w:p>
         </w:tc>
@@ -784,8 +714,9 @@
             <w:r>
               <w:rPr>
                 <w:rFonts w:ascii="Times New Roman" w:hAnsi="Times New Roman"/>
+                <w:b w:val="0"/>
               </w:rPr>
-              <w:t>79% (19/24 điểm)</w:t>
+              <w:t>100% (24/24 điểm), trễ 18 ngày</w:t>
             </w:r>
           </w:p>
         </w:tc>
@@ -806,8 +737,9 @@
             <w:r>
               <w:rPr>
                 <w:rFonts w:ascii="Times New Roman" w:hAnsi="Times New Roman"/>
+                <w:b w:val="0"/>
               </w:rPr>
-              <w:t>8/10</w:t>
+              <w:t>7/10</w:t>
             </w:r>
           </w:p>
         </w:tc>
@@ -828,8 +760,9 @@
             <w:r>
               <w:rPr>
                 <w:rFonts w:ascii="Times New Roman" w:hAnsi="Times New Roman"/>
+                <w:b w:val="0"/>
               </w:rPr>
-              <w:t>Nhóm 1 thành viên — tự nhận xét: tài khoản, phân quyền, danh mục chạy tốt và được kiểm thử kỹ; trừ điểm vì cam kết vượt năng lực, US-13 chưa làm và tài liệu từng ghi sai trạng thái.</w:t>
+              <w:t>Nhóm 1 thành viên — tự nhận xét: đủ phạm vi, kiểm thử kỹ, không cắt việc; trừ điểm vì trễ 18 ngày và tài liệu từng ghi sai trạng thái.</w:t>
             </w:r>
           </w:p>
         </w:tc>
@@ -850,6 +783,7 @@
             <w:r>
               <w:rPr>
                 <w:rFonts w:ascii="Times New Roman" w:hAnsi="Times New Roman"/>
+                <w:b w:val="0"/>
               </w:rPr>
               <w:t>Không áp dụng (nhóm 1 người)</w:t>
             </w:r>
@@ -864,11 +798,17 @@
         <w:rPr>
           <w:sz w:val="2"/>
         </w:rPr>
+        <w:rPr>
+          <w:sz w:val="2"/>
+        </w:rPr>
       </w:pPr>
     </w:p>
     <w:p>
       <w:pPr>
         <w:spacing w:before="0" w:after="0" w:line="240" w:lineRule="auto" w:beforeAutospacing="0" w:afterAutospacing="0"/>
+        <w:rPr>
+          <w:sz w:val="2"/>
+        </w:rPr>
         <w:rPr>
           <w:sz w:val="2"/>
         </w:rPr>
